--- a/docs/cloud/dist/en/07-test-plan-report.docx
+++ b/docs/cloud/dist/en/07-test-plan-report.docx
@@ -16,14 +16,6 @@
       </w:pPr>
       <w:r>
         <w:t xml:space="preserve">Test Plan and Test Report</w:t>
-      </w:r>
-    </w:p>
-    <w:p>
-      <w:pPr>
-        <w:pStyle w:val="Author"/>
-      </w:pPr>
-      <w:r>
-        <w:t xml:space="preserve">Nima Sarayan</w:t>
       </w:r>
     </w:p>
     <w:p>
@@ -149,7 +141,7 @@
         <w:pStyle w:val="FirstParagraph"/>
       </w:pPr>
       <w:r>
-        <w:t xml:space="preserve">The plan (sections 2–3) defines what is tested, how and when testing is complete. The report (sections 4–7) records the results. It is written for the course instructor and for anyone who must judge whether the system does what the Software Requirements Specification (SRS) requires.</w:t>
+        <w:t xml:space="preserve">The plan (sections 2–3) defines what is tested, how and when testing is complete. The report (sections 4–7) records the results. It is written for anyone who must judge whether the system does what the Software Requirements Specification (SRS) requires.</w:t>
       </w:r>
     </w:p>
     <w:bookmarkEnd w:id="20"/>
@@ -185,7 +177,7 @@
         <w:rPr>
           <w:rStyle w:val="VerbatimChar"/>
         </w:rPr>
-        <w:t xml:space="preserve">university/cloud-platform</w:t>
+        <w:t xml:space="preserve">main</w:t>
       </w:r>
       <w:r>
         <w:t xml:space="preserve"> </w:t>
